--- a/descargas/infantil/word/PRESENTE_infantil_s1_jueves-3-dic.docx
+++ b/descargas/infantil/word/PRESENTE_infantil_s1_jueves-3-dic.docx
@@ -86,7 +86,7 @@
       </w:pPr>
       <w:r>
         <w:rPr/>
-        <w:t xml:space="preserve">«Cada mañana pasamos lista y cada uno dice «¡Presente!». ¿Sabéis que Dios también nos conoce a todos por nuestro nombre?».</w:t>
+        <w:t xml:space="preserve">«Cada mañana pasamos lista y cada uno dice “estoy aquí”, “I’m here”, también hay veces que simplemente levantamos el brazo. Es una forma de decir que estamos presentes. De hecho, en muchos lugares cuando se pasa lista se dice: «¡Presente!». ¿Sabéis que Dios también nos conoce a todos por nuestro nombre?».</w:t>
       </w:r>
     </w:p>
     <w:p>
